--- a/抽離教學_數學/高三數學/積分_高三理數學/講義_不定積分_抽離小班共用版.docx
+++ b/抽離教學_數學/高三數學/積分_高三理數學/講義_不定積分_抽離小班共用版.docx
@@ -1104,370 +1104,704 @@
         <w:t xml:space="preserve">跟著這套固定流程走，之後每一題（不管幾項）都用同一套框架。留意：算式裡每一項都標了同一個號碼①②③，代表「原式這一項」一路對應到「答案這一項」，是同一件事，只是換了個樣子。</w:t>
       </w:r>
     </w:p>
-    <w:p>
-      <w:pPr>
-        <w:spacing w:line="360" w:lineRule="auto" w:after="80"/>
-        <w:jc w:val="left"/>
-      </w:pPr>
-      <w:r>
-        <w:rPr>
-          <w:rFonts w:ascii="Calibri" w:hAnsi="Calibri" w:eastAsia="微軟正黑體"/>
-          <w:sz w:val="24"/>
-          <w:szCs w:val="24"/>
-        </w:rPr>
-        <w:t xml:space="preserve">① 先看清楚這是幾項相加減——三項，逐項標號：</w:t>
-      </w:r>
-      <m:oMath>
-        <m:r>
-          <m:t xml:space="preserve">∫</m:t>
-        </m:r>
-        <m:r>
-          <m:t xml:space="preserve">(</m:t>
-        </m:r>
-        <m:r>
-          <m:t xml:space="preserve">①</m:t>
-        </m:r>
-        <m:r>
-          <m:t xml:space="preserve">6</m:t>
-        </m:r>
-        <m:sSup>
-          <m:e>
-            <m:r>
-              <m:t xml:space="preserve">x</m:t>
-            </m:r>
-          </m:e>
-          <m:sup>
-            <m:r>
-              <m:t xml:space="preserve">2</m:t>
-            </m:r>
-          </m:sup>
-        </m:sSup>
-        <m:r>
-          <m:t xml:space="preserve">②−</m:t>
-        </m:r>
-        <m:r>
-          <m:t xml:space="preserve">4</m:t>
-        </m:r>
-        <m:r>
-          <m:t xml:space="preserve">x</m:t>
-        </m:r>
-        <m:r>
-          <m:t xml:space="preserve">③+</m:t>
-        </m:r>
-        <m:r>
-          <m:t xml:space="preserve">3</m:t>
-        </m:r>
-        <m:r>
-          <m:t xml:space="preserve">)</m:t>
-        </m:r>
-        <m:r>
-          <m:t xml:space="preserve"> </m:t>
-        </m:r>
-        <m:r>
-          <m:t xml:space="preserve">d</m:t>
-        </m:r>
-        <m:r>
-          <m:t xml:space="preserve">x</m:t>
-        </m:r>
-      </m:oMath>
-    </w:p>
-    <w:p>
-      <w:pPr>
-        <w:spacing w:line="360" w:lineRule="auto" w:after="80"/>
-        <w:jc w:val="left"/>
-      </w:pPr>
-      <w:r>
-        <w:rPr>
-          <w:rFonts w:ascii="Calibri" w:hAnsi="Calibri" w:eastAsia="微軟正黑體"/>
-          <w:sz w:val="24"/>
-          <w:szCs w:val="24"/>
-        </w:rPr>
-        <w:t xml:space="preserve">② 用和差法則拆開，每項再用常數倍法則把係數提出來：</w:t>
-      </w:r>
-      <m:oMath>
-        <m:r>
-          <m:t xml:space="preserve">①</m:t>
-        </m:r>
-        <m:r>
-          <m:t xml:space="preserve">6</m:t>
-        </m:r>
-        <m:r>
-          <m:t xml:space="preserve">∫</m:t>
-        </m:r>
-        <m:sSup>
-          <m:e>
-            <m:r>
-              <m:t xml:space="preserve">x</m:t>
-            </m:r>
-          </m:e>
-          <m:sup>
-            <m:r>
-              <m:t xml:space="preserve">2</m:t>
-            </m:r>
-          </m:sup>
-        </m:sSup>
-        <m:r>
-          <m:t xml:space="preserve"> </m:t>
-        </m:r>
-        <m:r>
-          <m:t xml:space="preserve">d</m:t>
-        </m:r>
-        <m:r>
-          <m:t xml:space="preserve">x</m:t>
-        </m:r>
-        <m:r>
-          <m:t xml:space="preserve">②−</m:t>
-        </m:r>
-        <m:r>
-          <m:t xml:space="preserve">4</m:t>
-        </m:r>
-        <m:r>
-          <m:t xml:space="preserve">∫</m:t>
-        </m:r>
-        <m:r>
-          <m:t xml:space="preserve">x</m:t>
-        </m:r>
-        <m:r>
-          <m:t xml:space="preserve"> </m:t>
-        </m:r>
-        <m:r>
-          <m:t xml:space="preserve">d</m:t>
-        </m:r>
-        <m:r>
-          <m:t xml:space="preserve">x</m:t>
-        </m:r>
-        <m:r>
-          <m:t xml:space="preserve">③+</m:t>
-        </m:r>
-        <m:r>
-          <m:t xml:space="preserve">3</m:t>
-        </m:r>
-        <m:r>
-          <m:t xml:space="preserve">∫</m:t>
-        </m:r>
-        <m:r>
-          <m:t xml:space="preserve">1</m:t>
-        </m:r>
-        <m:r>
-          <m:t xml:space="preserve"> </m:t>
-        </m:r>
-        <m:r>
-          <m:t xml:space="preserve">d</m:t>
-        </m:r>
-        <m:r>
-          <m:t xml:space="preserve">x</m:t>
-        </m:r>
-      </m:oMath>
-    </w:p>
-    <w:p>
-      <w:pPr>
-        <w:spacing w:line="360" w:lineRule="auto" w:after="80"/>
-        <w:jc w:val="left"/>
-      </w:pPr>
-      <w:r>
-        <w:rPr>
-          <w:rFonts w:ascii="Calibri" w:hAnsi="Calibri" w:eastAsia="微軟正黑體"/>
-          <w:sz w:val="24"/>
-          <w:szCs w:val="24"/>
-        </w:rPr>
-        <w:t xml:space="preserve">③ 對每一項套用公式卡的冪函數公式（第2條）逐項計算：</w:t>
-      </w:r>
-      <m:oMath>
-        <m:r>
-          <m:t xml:space="preserve">①</m:t>
-        </m:r>
-        <m:r>
-          <m:t xml:space="preserve">6</m:t>
-        </m:r>
-        <m:r>
-          <m:t xml:space="preserve">×</m:t>
-        </m:r>
-        <m:f>
-          <m:num>
-            <m:sSup>
-              <m:e>
-                <m:r>
-                  <m:t xml:space="preserve">x</m:t>
-                </m:r>
-              </m:e>
-              <m:sup>
-                <m:r>
-                  <m:t xml:space="preserve">3</m:t>
-                </m:r>
-              </m:sup>
-            </m:sSup>
-          </m:num>
-          <m:den>
-            <m:r>
-              <m:t xml:space="preserve">3</m:t>
-            </m:r>
-          </m:den>
-        </m:f>
-        <m:r>
-          <m:t xml:space="preserve">②−</m:t>
-        </m:r>
-        <m:r>
-          <m:t xml:space="preserve">4</m:t>
-        </m:r>
-        <m:r>
-          <m:t xml:space="preserve">×</m:t>
-        </m:r>
-        <m:f>
-          <m:num>
-            <m:sSup>
-              <m:e>
-                <m:r>
-                  <m:t xml:space="preserve">x</m:t>
-                </m:r>
-              </m:e>
-              <m:sup>
-                <m:r>
-                  <m:t xml:space="preserve">2</m:t>
-                </m:r>
-              </m:sup>
-            </m:sSup>
-          </m:num>
-          <m:den>
-            <m:r>
-              <m:t xml:space="preserve">2</m:t>
-            </m:r>
-          </m:den>
-        </m:f>
-        <m:r>
-          <m:t xml:space="preserve">③+</m:t>
-        </m:r>
-        <m:r>
-          <m:t xml:space="preserve">3</m:t>
-        </m:r>
-        <m:r>
-          <m:t xml:space="preserve">x</m:t>
-        </m:r>
-      </m:oMath>
-    </w:p>
-    <w:p>
-      <w:pPr>
-        <w:spacing w:line="360" w:lineRule="auto" w:after="80"/>
-        <w:jc w:val="left"/>
-      </w:pPr>
-      <w:r>
-        <w:rPr>
-          <w:rFonts w:ascii="Calibri" w:hAnsi="Calibri" w:eastAsia="微軟正黑體"/>
-          <w:sz w:val="24"/>
-          <w:szCs w:val="24"/>
-        </w:rPr>
-        <w:t xml:space="preserve">④ 化簡每一項：</w:t>
-      </w:r>
-      <m:oMath>
-        <m:r>
-          <m:t xml:space="preserve">①</m:t>
-        </m:r>
-        <m:r>
-          <m:t xml:space="preserve">2</m:t>
-        </m:r>
-        <m:sSup>
-          <m:e>
-            <m:r>
-              <m:t xml:space="preserve">x</m:t>
-            </m:r>
-          </m:e>
-          <m:sup>
-            <m:r>
-              <m:t xml:space="preserve">3</m:t>
-            </m:r>
-          </m:sup>
-        </m:sSup>
-        <m:r>
-          <m:t xml:space="preserve">②−</m:t>
-        </m:r>
-        <m:r>
-          <m:t xml:space="preserve">2</m:t>
-        </m:r>
-        <m:sSup>
-          <m:e>
-            <m:r>
-              <m:t xml:space="preserve">x</m:t>
-            </m:r>
-          </m:e>
-          <m:sup>
-            <m:r>
-              <m:t xml:space="preserve">2</m:t>
-            </m:r>
-          </m:sup>
-        </m:sSup>
-        <m:r>
-          <m:t xml:space="preserve">③+</m:t>
-        </m:r>
-        <m:r>
-          <m:t xml:space="preserve">3</m:t>
-        </m:r>
-        <m:r>
-          <m:t xml:space="preserve">x</m:t>
-        </m:r>
-      </m:oMath>
-    </w:p>
-    <w:p>
-      <w:pPr>
-        <w:spacing w:line="360" w:lineRule="auto" w:after="80"/>
-        <w:jc w:val="left"/>
-      </w:pPr>
-      <w:r>
-        <w:rPr>
-          <w:rFonts w:ascii="Calibri" w:hAnsi="Calibri" w:eastAsia="微軟正黑體"/>
-          <w:sz w:val="24"/>
-          <w:szCs w:val="24"/>
-        </w:rPr>
-        <w:t xml:space="preserve">⑤ 所有項合併，最後只加「一個」C（不是每項各加一個C）：</w:t>
-      </w:r>
-      <m:oMath>
-        <m:r>
-          <m:t xml:space="preserve">2</m:t>
-        </m:r>
-        <m:sSup>
-          <m:e>
-            <m:r>
-              <m:t xml:space="preserve">x</m:t>
-            </m:r>
-          </m:e>
-          <m:sup>
-            <m:r>
-              <m:t xml:space="preserve">3</m:t>
-            </m:r>
-          </m:sup>
-        </m:sSup>
-        <m:r>
-          <m:t xml:space="preserve">−</m:t>
-        </m:r>
-        <m:r>
-          <m:t xml:space="preserve">2</m:t>
-        </m:r>
-        <m:sSup>
-          <m:e>
-            <m:r>
-              <m:t xml:space="preserve">x</m:t>
-            </m:r>
-          </m:e>
-          <m:sup>
-            <m:r>
-              <m:t xml:space="preserve">2</m:t>
-            </m:r>
-          </m:sup>
-        </m:sSup>
-        <m:r>
-          <m:t xml:space="preserve">+</m:t>
-        </m:r>
-        <m:r>
-          <m:t xml:space="preserve">3</m:t>
-        </m:r>
-        <m:r>
-          <m:t xml:space="preserve">x</m:t>
-        </m:r>
-        <m:r>
-          <m:t xml:space="preserve">+</m:t>
-        </m:r>
-        <m:r>
-          <m:t xml:space="preserve">C</m:t>
-        </m:r>
-      </m:oMath>
+    <w:tbl>
+      <w:tblPr>
+        <w:tblW w:w="11338" w:type="dxa"/>
+        <w:tblBorders>
+          <w:top w:val="single" w:sz="4" w:space="0" w:color="000000"/>
+          <w:left w:val="single" w:sz="4" w:space="0" w:color="000000"/>
+          <w:bottom w:val="single" w:sz="4" w:space="0" w:color="000000"/>
+          <w:right w:val="single" w:sz="4" w:space="0" w:color="000000"/>
+          <w:insideH w:val="single" w:sz="4" w:space="0" w:color="000000"/>
+          <w:insideV w:val="single" w:sz="4" w:space="0" w:color="000000"/>
+        </w:tblBorders>
+        <w:tblLayout w:type="fixed"/>
+      </w:tblPr>
+      <w:tblGrid>
+        <w:gridCol w:w="1564"/>
+        <w:gridCol w:w="374"/>
+        <w:gridCol w:w="1904"/>
+        <w:gridCol w:w="476"/>
+        <w:gridCol w:w="850"/>
+        <w:gridCol w:w="374"/>
+        <w:gridCol w:w="1261"/>
+        <w:gridCol w:w="4535"/>
+      </w:tblGrid>
+      <w:tr>
+        <w:trPr>
+          <w:cantSplit/>
+          <w:tblHeader/>
+        </w:trPr>
+        <w:tc>
+          <w:tcPr>
+            <w:tcW w:w="6803" w:type="dxa"/>
+            <w:gridSpan w:val="7"/>
+            <w:shd w:val="clear" w:color="auto" w:fill="F0F0F0"/>
+            <w:tcMar>
+              <w:top w:w="70" w:type="dxa"/>
+              <w:left w:w="110" w:type="dxa"/>
+              <w:bottom w:w="70" w:type="dxa"/>
+              <w:right w:w="110" w:type="dxa"/>
+            </w:tcMar>
+            <w:vAlign w:val="top"/>
+          </w:tcPr>
+          <w:p>
+            <w:pPr>
+              <w:spacing w:line="360" w:lineRule="auto" w:after="80"/>
+              <w:jc w:val="left"/>
+            </w:pPr>
+            <w:r>
+              <w:rPr>
+                <w:rFonts w:ascii="Calibri" w:hAnsi="Calibri" w:eastAsia="微軟正黑體"/>
+                <w:b/>
+                <w:bCs/>
+                <w:sz w:val="22"/>
+                <w:szCs w:val="22"/>
+              </w:rPr>
+              <w:t xml:space="preserve">算式</w:t>
+            </w:r>
+          </w:p>
+        </w:tc>
+        <w:tc>
+          <w:tcPr>
+            <w:tcW w:w="4535" w:type="dxa"/>
+            <w:shd w:val="clear" w:color="auto" w:fill="F0F0F0"/>
+            <w:tcMar>
+              <w:top w:w="70" w:type="dxa"/>
+              <w:left w:w="110" w:type="dxa"/>
+              <w:bottom w:w="70" w:type="dxa"/>
+              <w:right w:w="110" w:type="dxa"/>
+            </w:tcMar>
+            <w:vAlign w:val="top"/>
+          </w:tcPr>
+          <w:p>
+            <w:pPr>
+              <w:spacing w:line="360" w:lineRule="auto" w:after="80"/>
+              <w:jc w:val="left"/>
+            </w:pPr>
+            <w:r>
+              <w:rPr>
+                <w:rFonts w:ascii="Calibri" w:hAnsi="Calibri" w:eastAsia="微軟正黑體"/>
+                <w:b/>
+                <w:bCs/>
+                <w:sz w:val="22"/>
+                <w:szCs w:val="22"/>
+              </w:rPr>
+              <w:t xml:space="preserve">這一步在做什麼</w:t>
+            </w:r>
+          </w:p>
+        </w:tc>
+      </w:tr>
+      <w:tr>
+        <w:trPr>
+          <w:cantSplit/>
+        </w:trPr>
+        <w:tc>
+          <w:tcPr>
+            <w:tcW w:w="6803" w:type="dxa"/>
+            <w:gridSpan w:val="7"/>
+            <w:tcBorders>
+              <w:top w:val="single" w:sz="4" w:color="000000"/>
+              <w:left w:val="single" w:sz="4" w:color="000000"/>
+              <w:bottom w:val="single" w:sz="4" w:color="000000"/>
+              <w:right w:val="single" w:sz="4" w:color="000000"/>
+            </w:tcBorders>
+            <w:tcMar>
+              <w:top w:w="70" w:type="dxa"/>
+              <w:left w:w="110" w:type="dxa"/>
+              <w:bottom w:w="70" w:type="dxa"/>
+              <w:right w:w="110" w:type="dxa"/>
+            </w:tcMar>
+            <w:vAlign w:val="center"/>
+          </w:tcPr>
+          <w:p>
+            <w:pPr>
+              <w:jc w:val="left"/>
+            </w:pPr>
+            <m:oMath>
+              <m:r>
+                <m:t xml:space="preserve">∫</m:t>
+              </m:r>
+              <m:r>
+                <m:t xml:space="preserve">(</m:t>
+              </m:r>
+              <m:r>
+                <m:t xml:space="preserve">①</m:t>
+              </m:r>
+              <m:r>
+                <m:t xml:space="preserve">6</m:t>
+              </m:r>
+              <m:sSup>
+                <m:e>
+                  <m:r>
+                    <m:t xml:space="preserve">x</m:t>
+                  </m:r>
+                </m:e>
+                <m:sup>
+                  <m:r>
+                    <m:t xml:space="preserve">2</m:t>
+                  </m:r>
+                </m:sup>
+              </m:sSup>
+              <m:r>
+                <m:t xml:space="preserve">②−</m:t>
+              </m:r>
+              <m:r>
+                <m:t xml:space="preserve">4</m:t>
+              </m:r>
+              <m:r>
+                <m:t xml:space="preserve">x</m:t>
+              </m:r>
+              <m:r>
+                <m:t xml:space="preserve">③+</m:t>
+              </m:r>
+              <m:r>
+                <m:t xml:space="preserve">3</m:t>
+              </m:r>
+              <m:r>
+                <m:t xml:space="preserve">)</m:t>
+              </m:r>
+              <m:r>
+                <m:t xml:space="preserve"> </m:t>
+              </m:r>
+              <m:r>
+                <m:t xml:space="preserve">d</m:t>
+              </m:r>
+              <m:r>
+                <m:t xml:space="preserve">x</m:t>
+              </m:r>
+            </m:oMath>
+          </w:p>
+        </w:tc>
+        <w:tc>
+          <w:tcPr>
+            <w:tcW w:w="4535" w:type="dxa"/>
+            <w:tcBorders>
+              <w:top w:val="single" w:sz="4" w:color="000000"/>
+              <w:left w:val="single" w:sz="4" w:color="000000"/>
+              <w:bottom w:val="single" w:sz="4" w:color="000000"/>
+              <w:right w:val="single" w:sz="4" w:color="000000"/>
+            </w:tcBorders>
+            <w:tcMar>
+              <w:top w:w="70" w:type="dxa"/>
+              <w:left w:w="110" w:type="dxa"/>
+              <w:bottom w:w="70" w:type="dxa"/>
+              <w:right w:w="110" w:type="dxa"/>
+            </w:tcMar>
+            <w:vAlign w:val="center"/>
+          </w:tcPr>
+          <w:p>
+            <w:pPr>
+              <w:jc w:val="left"/>
+            </w:pPr>
+            <w:r>
+              <w:rPr>
+                <w:rFonts w:ascii="Calibri" w:hAnsi="Calibri" w:eastAsia="微軟正黑體"/>
+                <w:sz w:val="24"/>
+                <w:szCs w:val="24"/>
+              </w:rPr>
+              <w:t xml:space="preserve">① 先看清楚是幾項相加減，逐項標號</w:t>
+            </w:r>
+          </w:p>
+        </w:tc>
+      </w:tr>
+      <w:tr>
+        <w:trPr>
+          <w:cantSplit/>
+        </w:trPr>
+        <w:tc>
+          <w:tcPr>
+            <w:tcW w:w="6803" w:type="dxa"/>
+            <w:gridSpan w:val="7"/>
+            <w:tcBorders>
+              <w:top w:val="single" w:sz="4" w:color="000000"/>
+              <w:left w:val="single" w:sz="4" w:color="000000"/>
+              <w:bottom w:val="single" w:sz="4" w:color="000000"/>
+              <w:right w:val="single" w:sz="4" w:color="000000"/>
+            </w:tcBorders>
+            <w:tcMar>
+              <w:top w:w="70" w:type="dxa"/>
+              <w:left w:w="110" w:type="dxa"/>
+              <w:bottom w:w="70" w:type="dxa"/>
+              <w:right w:w="110" w:type="dxa"/>
+            </w:tcMar>
+            <w:vAlign w:val="center"/>
+          </w:tcPr>
+          <w:p>
+            <w:pPr>
+              <w:jc w:val="left"/>
+            </w:pPr>
+            <m:oMath>
+              <m:r>
+                <m:t xml:space="preserve">①</m:t>
+              </m:r>
+              <m:r>
+                <m:t xml:space="preserve">6</m:t>
+              </m:r>
+              <m:r>
+                <m:t xml:space="preserve">∫</m:t>
+              </m:r>
+              <m:sSup>
+                <m:e>
+                  <m:r>
+                    <m:t xml:space="preserve">x</m:t>
+                  </m:r>
+                </m:e>
+                <m:sup>
+                  <m:r>
+                    <m:t xml:space="preserve">2</m:t>
+                  </m:r>
+                </m:sup>
+              </m:sSup>
+              <m:r>
+                <m:t xml:space="preserve"> </m:t>
+              </m:r>
+              <m:r>
+                <m:t xml:space="preserve">d</m:t>
+              </m:r>
+              <m:r>
+                <m:t xml:space="preserve">x</m:t>
+              </m:r>
+              <m:r>
+                <m:t xml:space="preserve">②−</m:t>
+              </m:r>
+              <m:r>
+                <m:t xml:space="preserve">4</m:t>
+              </m:r>
+              <m:r>
+                <m:t xml:space="preserve">∫</m:t>
+              </m:r>
+              <m:r>
+                <m:t xml:space="preserve">x</m:t>
+              </m:r>
+              <m:r>
+                <m:t xml:space="preserve"> </m:t>
+              </m:r>
+              <m:r>
+                <m:t xml:space="preserve">d</m:t>
+              </m:r>
+              <m:r>
+                <m:t xml:space="preserve">x</m:t>
+              </m:r>
+              <m:r>
+                <m:t xml:space="preserve">③+</m:t>
+              </m:r>
+              <m:r>
+                <m:t xml:space="preserve">3</m:t>
+              </m:r>
+              <m:r>
+                <m:t xml:space="preserve">∫</m:t>
+              </m:r>
+              <m:r>
+                <m:t xml:space="preserve">1</m:t>
+              </m:r>
+              <m:r>
+                <m:t xml:space="preserve"> </m:t>
+              </m:r>
+              <m:r>
+                <m:t xml:space="preserve">d</m:t>
+              </m:r>
+              <m:r>
+                <m:t xml:space="preserve">x</m:t>
+              </m:r>
+            </m:oMath>
+          </w:p>
+        </w:tc>
+        <w:tc>
+          <w:tcPr>
+            <w:tcW w:w="4535" w:type="dxa"/>
+            <w:tcBorders>
+              <w:top w:val="single" w:sz="4" w:color="000000"/>
+              <w:left w:val="single" w:sz="4" w:color="000000"/>
+              <w:bottom w:val="single" w:sz="4" w:color="000000"/>
+              <w:right w:val="single" w:sz="4" w:color="000000"/>
+            </w:tcBorders>
+            <w:tcMar>
+              <w:top w:w="70" w:type="dxa"/>
+              <w:left w:w="110" w:type="dxa"/>
+              <w:bottom w:w="70" w:type="dxa"/>
+              <w:right w:w="110" w:type="dxa"/>
+            </w:tcMar>
+            <w:vAlign w:val="center"/>
+          </w:tcPr>
+          <w:p>
+            <w:pPr>
+              <w:jc w:val="left"/>
+            </w:pPr>
+            <w:r>
+              <w:rPr>
+                <w:rFonts w:ascii="Calibri" w:hAnsi="Calibri" w:eastAsia="微軟正黑體"/>
+                <w:sz w:val="24"/>
+                <w:szCs w:val="24"/>
+              </w:rPr>
+              <w:t xml:space="preserve">② 用和差法則拆開，每項再用常數倍法則提出係數</w:t>
+            </w:r>
+          </w:p>
+        </w:tc>
+      </w:tr>
+      <w:tr>
+        <w:trPr>
+          <w:cantSplit/>
+        </w:trPr>
+        <w:tc>
+          <w:tcPr>
+            <w:tcW w:w="6803" w:type="dxa"/>
+            <w:gridSpan w:val="7"/>
+            <w:tcBorders>
+              <w:top w:val="single" w:sz="4" w:color="000000"/>
+              <w:left w:val="single" w:sz="4" w:color="000000"/>
+              <w:bottom w:val="single" w:sz="4" w:color="000000"/>
+              <w:right w:val="single" w:sz="4" w:color="000000"/>
+            </w:tcBorders>
+            <w:tcMar>
+              <w:top w:w="70" w:type="dxa"/>
+              <w:left w:w="110" w:type="dxa"/>
+              <w:bottom w:w="70" w:type="dxa"/>
+              <w:right w:w="110" w:type="dxa"/>
+            </w:tcMar>
+            <w:vAlign w:val="center"/>
+          </w:tcPr>
+          <w:p>
+            <w:pPr>
+              <w:jc w:val="left"/>
+            </w:pPr>
+            <m:oMath>
+              <m:r>
+                <m:t xml:space="preserve">①</m:t>
+              </m:r>
+              <m:r>
+                <m:t xml:space="preserve">6</m:t>
+              </m:r>
+              <m:r>
+                <m:t xml:space="preserve">×</m:t>
+              </m:r>
+              <m:f>
+                <m:num>
+                  <m:sSup>
+                    <m:e>
+                      <m:r>
+                        <m:t xml:space="preserve">x</m:t>
+                      </m:r>
+                    </m:e>
+                    <m:sup>
+                      <m:r>
+                        <m:t xml:space="preserve">3</m:t>
+                      </m:r>
+                    </m:sup>
+                  </m:sSup>
+                </m:num>
+                <m:den>
+                  <m:r>
+                    <m:t xml:space="preserve">3</m:t>
+                  </m:r>
+                </m:den>
+              </m:f>
+              <m:r>
+                <m:t xml:space="preserve">②−</m:t>
+              </m:r>
+              <m:r>
+                <m:t xml:space="preserve">4</m:t>
+              </m:r>
+              <m:r>
+                <m:t xml:space="preserve">×</m:t>
+              </m:r>
+              <m:f>
+                <m:num>
+                  <m:sSup>
+                    <m:e>
+                      <m:r>
+                        <m:t xml:space="preserve">x</m:t>
+                      </m:r>
+                    </m:e>
+                    <m:sup>
+                      <m:r>
+                        <m:t xml:space="preserve">2</m:t>
+                      </m:r>
+                    </m:sup>
+                  </m:sSup>
+                </m:num>
+                <m:den>
+                  <m:r>
+                    <m:t xml:space="preserve">2</m:t>
+                  </m:r>
+                </m:den>
+              </m:f>
+              <m:r>
+                <m:t xml:space="preserve">③+</m:t>
+              </m:r>
+              <m:r>
+                <m:t xml:space="preserve">3</m:t>
+              </m:r>
+              <m:r>
+                <m:t xml:space="preserve">x</m:t>
+              </m:r>
+            </m:oMath>
+          </w:p>
+        </w:tc>
+        <w:tc>
+          <w:tcPr>
+            <w:tcW w:w="4535" w:type="dxa"/>
+            <w:tcBorders>
+              <w:top w:val="single" w:sz="4" w:color="000000"/>
+              <w:left w:val="single" w:sz="4" w:color="000000"/>
+              <w:bottom w:val="single" w:sz="4" w:color="000000"/>
+              <w:right w:val="single" w:sz="4" w:color="000000"/>
+            </w:tcBorders>
+            <w:tcMar>
+              <w:top w:w="70" w:type="dxa"/>
+              <w:left w:w="110" w:type="dxa"/>
+              <w:bottom w:w="70" w:type="dxa"/>
+              <w:right w:w="110" w:type="dxa"/>
+            </w:tcMar>
+            <w:vAlign w:val="center"/>
+          </w:tcPr>
+          <w:p>
+            <w:pPr>
+              <w:jc w:val="left"/>
+            </w:pPr>
+            <w:r>
+              <w:rPr>
+                <w:rFonts w:ascii="Calibri" w:hAnsi="Calibri" w:eastAsia="微軟正黑體"/>
+                <w:sz w:val="24"/>
+                <w:szCs w:val="24"/>
+              </w:rPr>
+              <w:t xml:space="preserve">③ 對每項套用公式卡第2條逐項計算</w:t>
+            </w:r>
+          </w:p>
+        </w:tc>
+      </w:tr>
+      <w:tr>
+        <w:trPr>
+          <w:cantSplit/>
+        </w:trPr>
+        <w:tc>
+          <w:tcPr>
+            <w:tcW w:w="6803" w:type="dxa"/>
+            <w:gridSpan w:val="7"/>
+            <w:tcBorders>
+              <w:top w:val="single" w:sz="4" w:color="000000"/>
+              <w:left w:val="single" w:sz="4" w:color="000000"/>
+              <w:bottom w:val="single" w:sz="4" w:color="000000"/>
+              <w:right w:val="single" w:sz="4" w:color="000000"/>
+            </w:tcBorders>
+            <w:tcMar>
+              <w:top w:w="70" w:type="dxa"/>
+              <w:left w:w="110" w:type="dxa"/>
+              <w:bottom w:w="70" w:type="dxa"/>
+              <w:right w:w="110" w:type="dxa"/>
+            </w:tcMar>
+            <w:vAlign w:val="center"/>
+          </w:tcPr>
+          <w:p>
+            <w:pPr>
+              <w:jc w:val="left"/>
+            </w:pPr>
+            <m:oMath>
+              <m:r>
+                <m:t xml:space="preserve">①</m:t>
+              </m:r>
+              <m:r>
+                <m:t xml:space="preserve">2</m:t>
+              </m:r>
+              <m:sSup>
+                <m:e>
+                  <m:r>
+                    <m:t xml:space="preserve">x</m:t>
+                  </m:r>
+                </m:e>
+                <m:sup>
+                  <m:r>
+                    <m:t xml:space="preserve">3</m:t>
+                  </m:r>
+                </m:sup>
+              </m:sSup>
+              <m:r>
+                <m:t xml:space="preserve">②−</m:t>
+              </m:r>
+              <m:r>
+                <m:t xml:space="preserve">2</m:t>
+              </m:r>
+              <m:sSup>
+                <m:e>
+                  <m:r>
+                    <m:t xml:space="preserve">x</m:t>
+                  </m:r>
+                </m:e>
+                <m:sup>
+                  <m:r>
+                    <m:t xml:space="preserve">2</m:t>
+                  </m:r>
+                </m:sup>
+              </m:sSup>
+              <m:r>
+                <m:t xml:space="preserve">③+</m:t>
+              </m:r>
+              <m:r>
+                <m:t xml:space="preserve">3</m:t>
+              </m:r>
+              <m:r>
+                <m:t xml:space="preserve">x</m:t>
+              </m:r>
+            </m:oMath>
+          </w:p>
+        </w:tc>
+        <w:tc>
+          <w:tcPr>
+            <w:tcW w:w="4535" w:type="dxa"/>
+            <w:tcBorders>
+              <w:top w:val="single" w:sz="4" w:color="000000"/>
+              <w:left w:val="single" w:sz="4" w:color="000000"/>
+              <w:bottom w:val="single" w:sz="4" w:color="000000"/>
+              <w:right w:val="single" w:sz="4" w:color="000000"/>
+            </w:tcBorders>
+            <w:tcMar>
+              <w:top w:w="70" w:type="dxa"/>
+              <w:left w:w="110" w:type="dxa"/>
+              <w:bottom w:w="70" w:type="dxa"/>
+              <w:right w:w="110" w:type="dxa"/>
+            </w:tcMar>
+            <w:vAlign w:val="center"/>
+          </w:tcPr>
+          <w:p>
+            <w:pPr>
+              <w:jc w:val="left"/>
+            </w:pPr>
+            <w:r>
+              <w:rPr>
+                <w:rFonts w:ascii="Calibri" w:hAnsi="Calibri" w:eastAsia="微軟正黑體"/>
+                <w:sz w:val="24"/>
+                <w:szCs w:val="24"/>
+              </w:rPr>
+              <w:t xml:space="preserve">④ 化簡每一項</w:t>
+            </w:r>
+          </w:p>
+        </w:tc>
+      </w:tr>
+      <w:tr>
+        <w:trPr>
+          <w:cantSplit/>
+        </w:trPr>
+        <w:tc>
+          <w:tcPr>
+            <w:tcW w:w="6803" w:type="dxa"/>
+            <w:gridSpan w:val="7"/>
+            <w:tcBorders>
+              <w:top w:val="single" w:sz="4" w:color="000000"/>
+              <w:left w:val="single" w:sz="4" w:color="000000"/>
+              <w:bottom w:val="single" w:sz="4" w:color="000000"/>
+              <w:right w:val="single" w:sz="4" w:color="000000"/>
+            </w:tcBorders>
+            <w:tcMar>
+              <w:top w:w="70" w:type="dxa"/>
+              <w:left w:w="110" w:type="dxa"/>
+              <w:bottom w:w="70" w:type="dxa"/>
+              <w:right w:w="110" w:type="dxa"/>
+            </w:tcMar>
+            <w:vAlign w:val="center"/>
+          </w:tcPr>
+          <w:p>
+            <w:pPr>
+              <w:jc w:val="left"/>
+            </w:pPr>
+            <w:r>
+              <w:rPr>
+                <w:rFonts w:ascii="Calibri" w:hAnsi="Calibri" w:eastAsia="微軟正黑體"/>
+                <w:b/>
+                <w:bCs/>
+                <w:sz w:val="24"/>
+                <w:szCs w:val="24"/>
+              </w:rPr>
+              <w:t xml:space="preserve">∴ </w:t>
+            </w:r>
+            <m:oMath>
+              <m:r>
+                <m:t xml:space="preserve">2</m:t>
+              </m:r>
+              <m:sSup>
+                <m:e>
+                  <m:r>
+                    <m:t xml:space="preserve">x</m:t>
+                  </m:r>
+                </m:e>
+                <m:sup>
+                  <m:r>
+                    <m:t xml:space="preserve">3</m:t>
+                  </m:r>
+                </m:sup>
+              </m:sSup>
+              <m:r>
+                <m:t xml:space="preserve">−</m:t>
+              </m:r>
+              <m:r>
+                <m:t xml:space="preserve">2</m:t>
+              </m:r>
+              <m:sSup>
+                <m:e>
+                  <m:r>
+                    <m:t xml:space="preserve">x</m:t>
+                  </m:r>
+                </m:e>
+                <m:sup>
+                  <m:r>
+                    <m:t xml:space="preserve">2</m:t>
+                  </m:r>
+                </m:sup>
+              </m:sSup>
+              <m:r>
+                <m:t xml:space="preserve">+</m:t>
+              </m:r>
+              <m:r>
+                <m:t xml:space="preserve">3</m:t>
+              </m:r>
+              <m:r>
+                <m:t xml:space="preserve">x</m:t>
+              </m:r>
+              <m:r>
+                <m:t xml:space="preserve">+</m:t>
+              </m:r>
+              <m:r>
+                <m:t xml:space="preserve">C</m:t>
+              </m:r>
+            </m:oMath>
+          </w:p>
+        </w:tc>
+        <w:tc>
+          <w:tcPr>
+            <w:tcW w:w="4535" w:type="dxa"/>
+            <w:tcBorders>
+              <w:top w:val="single" w:sz="4" w:color="000000"/>
+              <w:left w:val="single" w:sz="4" w:color="000000"/>
+              <w:bottom w:val="single" w:sz="4" w:color="000000"/>
+              <w:right w:val="single" w:sz="4" w:color="000000"/>
+            </w:tcBorders>
+            <w:tcMar>
+              <w:top w:w="70" w:type="dxa"/>
+              <w:left w:w="110" w:type="dxa"/>
+              <w:bottom w:w="70" w:type="dxa"/>
+              <w:right w:w="110" w:type="dxa"/>
+            </w:tcMar>
+            <w:vAlign w:val="center"/>
+          </w:tcPr>
+          <w:p>
+            <w:pPr>
+              <w:jc w:val="left"/>
+            </w:pPr>
+            <w:r>
+              <w:rPr>
+                <w:rFonts w:ascii="Calibri" w:hAnsi="Calibri" w:eastAsia="微軟正黑體"/>
+                <w:sz w:val="24"/>
+                <w:szCs w:val="24"/>
+              </w:rPr>
+              <w:t xml:space="preserve">⑤ 所有項合併，最後只加「一個」C（不是每項各加一個C）</w:t>
+            </w:r>
+          </w:p>
+        </w:tc>
+      </w:tr>
+    </w:tbl>
+    <w:p>
+      <w:pPr>
+        <w:spacing w:line="360" w:lineRule="auto"/>
+      </w:pPr>
     </w:p>
     <w:p>
       <w:pPr>
